--- a/benchmarks/datasets/seed-cases-v1/_source/task02/task02_case5.docx
+++ b/benchmarks/datasets/seed-cases-v1/_source/task02/task02_case5.docx
@@ -59,7 +59,7 @@
           <w:sz w:val="22"/>
           <w:szCs w:val="22"/>
         </w:rPr>
-        <w:t xml:space="preserve">公司全称：XX互联网医院有限公司；统一社会信用代码：91310XXXXXXXXXX；法定代表人：陈某；所属行业：互联网医疗。</w:t>
+        <w:t>公司全称：康桥互联网医院有限公司；统一社会信用代码：91310XXXXXXXXXX；法定代表人：陈某；所属行业：互联网医疗。</w:t>
       </w:r>
     </w:p>
     <w:p>
@@ -227,7 +227,7 @@
           <w:sz w:val="22"/>
           <w:szCs w:val="22"/>
         </w:rPr>
-        <w:t xml:space="preserve">基本情况：XX Medical AI Ltd.（日本），AI医疗服务商。处理目的：提供AI诊断辅助服务。安全能力：通过ISO 27001、ISO 27799（医疗信息安全管理）认证。</w:t>
+        <w:t>基本情况：Kangqiao Medical AI Ltd.（日本），AI医疗服务商。处理目的：提供AI诊断辅助服务。安全能力：通过ISO 27001、ISO 27799（医疗信息安全管理）认证。</w:t>
       </w:r>
     </w:p>
     <w:p>
@@ -425,7 +425,7 @@
           <w:sz w:val="22"/>
           <w:szCs w:val="22"/>
         </w:rPr>
-        <w:t xml:space="preserve">（一）数据处理者基本情况：XX互联网医院有限公司，所属行业为互联网医疗，非CIIO。累计向境外提供个人信息约120万人，超过100万门槛。</w:t>
+        <w:t>（一）数据处理者基本情况：康桥互联网医院有限公司，所属行业为互联网医疗，非CIIO。累计向境外提供个人信息约120万人，超过100万门槛。</w:t>
       </w:r>
     </w:p>
     <w:p>
@@ -477,7 +477,7 @@
           <w:sz w:val="22"/>
           <w:szCs w:val="22"/>
         </w:rPr>
-        <w:t xml:space="preserve">（五）境外接收方情况：XX Medical AI Ltd.（日本），通过ISO 27001、ISO 27799认证，具备医疗信息安全管理能力。</w:t>
+        <w:t>（五）境外接收方情况：Kangqiao Medical AI Ltd.（日本），通过ISO 27001、ISO 27799认证，具备医疗信息安全管理能力。</w:t>
       </w:r>
     </w:p>
     <w:p>
